--- a/public/assets/editable/professional-logo-design-overview-1/fr/Professional Logo Design Overview - fr.docx
+++ b/public/assets/editable/professional-logo-design-overview-1/fr/Professional Logo Design Overview - fr.docx
@@ -88,7 +88,23 @@
         <w:pStyle w:val="Heading2"/>
       </w:pPr>
       <w:r>
+        <w:t xml:space="preserve">Sommaire</w:t>
+      </w:r>
+    </w:p>
+    <w:p>
+      <w:pPr>
+        <w:pStyle w:val="Heading2"/>
+      </w:pPr>
+      <w:r>
         <w:t xml:space="preserve">Ce qu'il contient.</w:t>
+      </w:r>
+    </w:p>
+    <w:p>
+      <w:pPr>
+        <w:pStyle w:val="Heading2"/>
+      </w:pPr>
+      <w:r>
+        <w:t xml:space="preserve">01 — Aperçu rapide</w:t>
       </w:r>
     </w:p>
     <w:p>
@@ -183,6 +199,14 @@
     </w:p>
     <w:p>
       <w:pPr>
+        <w:pStyle w:val="Heading2"/>
+      </w:pPr>
+      <w:r>
+        <w:t xml:space="preserve">02 — L'opportunité</w:t>
+      </w:r>
+    </w:p>
+    <w:p>
+      <w:pPr>
         <w:pStyle w:val="Heading1"/>
       </w:pPr>
       <w:r>
@@ -336,6 +360,14 @@
     </w:p>
     <w:p>
       <w:pPr>
+        <w:pStyle w:val="Heading2"/>
+      </w:pPr>
+      <w:r>
+        <w:t xml:space="preserve">03 — Le produit</w:t>
+      </w:r>
+    </w:p>
+    <w:p>
+      <w:pPr>
         <w:pStyle w:val="Heading1"/>
       </w:pPr>
       <w:r>
@@ -352,6 +384,22 @@
           <w:szCs w:val="22"/>
         </w:rPr>
         <w:t xml:space="preserve">La Conception de Logo Professionnel est livrée par un Coordinateur dédié. Les clients obtiennent un logo personnalisé construit autour de leur entreprise.</w:t>
+      </w:r>
+    </w:p>
+    <w:p>
+      <w:pPr>
+        <w:pStyle w:val="Heading3"/>
+      </w:pPr>
+      <w:r>
+        <w:t xml:space="preserve">À qui c'est destiné</w:t>
+      </w:r>
+    </w:p>
+    <w:p>
+      <w:pPr>
+        <w:pStyle w:val="Heading3"/>
+      </w:pPr>
+      <w:r>
+        <w:t xml:space="preserve">Pourquoi nous gagnons</w:t>
       </w:r>
     </w:p>
     <w:p>
@@ -414,6 +462,14 @@
     </w:p>
     <w:p>
       <w:pPr>
+        <w:pStyle w:val="Heading2"/>
+      </w:pPr>
+      <w:r>
+        <w:t xml:space="preserve">04 — Fonctionnalités &amp; livrables</w:t>
+      </w:r>
+    </w:p>
+    <w:p>
+      <w:pPr>
         <w:pStyle w:val="Heading1"/>
       </w:pPr>
       <w:r>
@@ -459,6 +515,14 @@
     </w:p>
     <w:p>
       <w:pPr>
+        <w:pStyle w:val="Heading2"/>
+      </w:pPr>
+      <w:r>
+        <w:t xml:space="preserve">05 — Le processus créatif</w:t>
+      </w:r>
+    </w:p>
+    <w:p>
+      <w:pPr>
         <w:pStyle w:val="Heading1"/>
       </w:pPr>
       <w:r>
@@ -467,6 +531,18 @@
     </w:p>
     <w:p>
       <w:pPr>
+        <w:spacing w:after="160"/>
+      </w:pPr>
+      <w:r>
+        <w:rPr>
+          <w:sz w:val="22"/>
+          <w:szCs w:val="22"/>
+        </w:rPr>
+        <w:t xml:space="preserve">Cinq étapes clairement définies. Calendrier global de deux à trois semaines pour la plupart des projets.</w:t>
+      </w:r>
+    </w:p>
+    <w:p>
+      <w:pPr>
         <w:pStyle w:val="Heading3"/>
       </w:pPr>
       <w:r>
@@ -475,6 +551,18 @@
     </w:p>
     <w:p>
       <w:pPr>
+        <w:spacing w:after="160"/>
+      </w:pPr>
+      <w:r>
+        <w:rPr>
+          <w:sz w:val="22"/>
+          <w:szCs w:val="22"/>
+        </w:rPr>
+        <w:t xml:space="preserve">Le client achète un forfait et reçoit un e-mail de bienvenue.</w:t>
+      </w:r>
+    </w:p>
+    <w:p>
+      <w:pPr>
         <w:pStyle w:val="Heading3"/>
       </w:pPr>
       <w:r>
@@ -483,6 +571,18 @@
     </w:p>
     <w:p>
       <w:pPr>
+        <w:spacing w:after="160"/>
+      </w:pPr>
+      <w:r>
+        <w:rPr>
+          <w:sz w:val="22"/>
+          <w:szCs w:val="22"/>
+        </w:rPr>
+        <w:t xml:space="preserve">Un Coordinateur dédié appelle et envoie un e-mail pour recueillir le brief — objectifs, style, polices, couleurs, références.</w:t>
+      </w:r>
+    </w:p>
+    <w:p>
+      <w:pPr>
         <w:pStyle w:val="Heading3"/>
       </w:pPr>
       <w:r>
@@ -491,6 +591,18 @@
     </w:p>
     <w:p>
       <w:pPr>
+        <w:spacing w:after="160"/>
+      </w:pPr>
+      <w:r>
+        <w:rPr>
+          <w:sz w:val="22"/>
+          <w:szCs w:val="22"/>
+        </w:rPr>
+        <w:t xml:space="preserve">Les designers internes esquissent jusqu'à 10 concepts personnalisés basés sur le brief.</w:t>
+      </w:r>
+    </w:p>
+    <w:p>
+      <w:pPr>
         <w:pStyle w:val="Heading3"/>
       </w:pPr>
       <w:r>
@@ -499,6 +611,18 @@
     </w:p>
     <w:p>
       <w:pPr>
+        <w:spacing w:after="160"/>
+      </w:pPr>
+      <w:r>
+        <w:rPr>
+          <w:sz w:val="22"/>
+          <w:szCs w:val="22"/>
+        </w:rPr>
+        <w:t xml:space="preserve">Le client examine les concepts et donne des retours. Chaque cycle revient en 3 jours ouvrés.</w:t>
+      </w:r>
+    </w:p>
+    <w:p>
+      <w:pPr>
         <w:pStyle w:val="Heading3"/>
       </w:pPr>
       <w:r>
@@ -514,66 +638,6 @@
           <w:sz w:val="22"/>
           <w:szCs w:val="22"/>
         </w:rPr>
-        <w:t xml:space="preserve">Cinq étapes clairement définies. Calendrier global de deux à trois semaines pour la plupart des projets.</w:t>
-      </w:r>
-    </w:p>
-    <w:p>
-      <w:pPr>
-        <w:spacing w:after="160"/>
-      </w:pPr>
-      <w:r>
-        <w:rPr>
-          <w:sz w:val="22"/>
-          <w:szCs w:val="22"/>
-        </w:rPr>
-        <w:t xml:space="preserve">Le client achète un forfait et reçoit un e-mail de bienvenue.</w:t>
-      </w:r>
-    </w:p>
-    <w:p>
-      <w:pPr>
-        <w:spacing w:after="160"/>
-      </w:pPr>
-      <w:r>
-        <w:rPr>
-          <w:sz w:val="22"/>
-          <w:szCs w:val="22"/>
-        </w:rPr>
-        <w:t xml:space="preserve">Un Coordinateur dédié appelle et envoie un e-mail pour recueillir le brief — objectifs, style, polices, couleurs, références.</w:t>
-      </w:r>
-    </w:p>
-    <w:p>
-      <w:pPr>
-        <w:spacing w:after="160"/>
-      </w:pPr>
-      <w:r>
-        <w:rPr>
-          <w:sz w:val="22"/>
-          <w:szCs w:val="22"/>
-        </w:rPr>
-        <w:t xml:space="preserve">Les designers internes esquissent jusqu'à 10 concepts personnalisés basés sur le brief.</w:t>
-      </w:r>
-    </w:p>
-    <w:p>
-      <w:pPr>
-        <w:spacing w:after="160"/>
-      </w:pPr>
-      <w:r>
-        <w:rPr>
-          <w:sz w:val="22"/>
-          <w:szCs w:val="22"/>
-        </w:rPr>
-        <w:t xml:space="preserve">Le client examine les concepts et donne des retours. Chaque cycle revient en 3 jours ouvrés.</w:t>
-      </w:r>
-    </w:p>
-    <w:p>
-      <w:pPr>
-        <w:spacing w:after="160"/>
-      </w:pPr>
-      <w:r>
-        <w:rPr>
-          <w:sz w:val="22"/>
-          <w:szCs w:val="22"/>
-        </w:rPr>
         <w:t xml:space="preserve">Une fois le concept approuvé, le client reçoit les 11 formats. Transfert total des droits.</w:t>
       </w:r>
     </w:p>
@@ -592,6 +656,14 @@
     </w:p>
     <w:p>
       <w:pPr>
+        <w:pStyle w:val="Heading2"/>
+      </w:pPr>
+      <w:r>
+        <w:t xml:space="preserve">06 — Forfaits &amp; tarifs</w:t>
+      </w:r>
+    </w:p>
+    <w:p>
+      <w:pPr>
         <w:pStyle w:val="Heading1"/>
       </w:pPr>
       <w:r>
@@ -637,6 +709,14 @@
     </w:p>
     <w:p>
       <w:pPr>
+        <w:pStyle w:val="Heading2"/>
+      </w:pPr>
+      <w:r>
+        <w:t xml:space="preserve">07 — Playbook commercial</w:t>
+      </w:r>
+    </w:p>
+    <w:p>
+      <w:pPr>
         <w:pStyle w:val="Heading1"/>
       </w:pPr>
       <w:r>
@@ -656,6 +736,30 @@
       </w:r>
     </w:p>
     <w:p>
+      <w:pPr>
+        <w:pStyle w:val="Heading3"/>
+      </w:pPr>
+      <w:r>
+        <w:t xml:space="preserve">Questions de découverte</w:t>
+      </w:r>
+    </w:p>
+    <w:p>
+      <w:pPr>
+        <w:pStyle w:val="Heading3"/>
+      </w:pPr>
+      <w:r>
+        <w:t xml:space="preserve">Verticales à plus forte adéquation</w:t>
+      </w:r>
+    </w:p>
+    <w:p>
+      <w:pPr>
+        <w:pStyle w:val="Heading3"/>
+      </w:pPr>
+      <w:r>
+        <w:t xml:space="preserve">Aperçu concurrentiel</w:t>
+      </w:r>
+    </w:p>
+    <w:p>
       <w:r>
         <w:br w:type="page"/>
       </w:r>
@@ -670,6 +774,14 @@
     </w:p>
     <w:p>
       <w:pPr>
+        <w:pStyle w:val="Heading2"/>
+      </w:pPr>
+      <w:r>
+        <w:t xml:space="preserve">08 — Objections &amp; FAQ</w:t>
+      </w:r>
+    </w:p>
+    <w:p>
+      <w:pPr>
         <w:pStyle w:val="Heading1"/>
       </w:pPr>
       <w:r>
@@ -678,6 +790,14 @@
     </w:p>
     <w:p>
       <w:pPr>
+        <w:pStyle w:val="Heading3"/>
+      </w:pPr>
+      <w:r>
+        <w:t xml:space="preserve">Gestion des objections</w:t>
+      </w:r>
+    </w:p>
+    <w:p>
+      <w:pPr>
         <w:spacing w:after="160"/>
       </w:pPr>
       <w:r>
@@ -750,6 +870,14 @@
     </w:p>
     <w:p>
       <w:pPr>
+        <w:pStyle w:val="Heading3"/>
+      </w:pPr>
+      <w:r>
+        <w:t xml:space="preserve">Questions fréquentes</w:t>
+      </w:r>
+    </w:p>
+    <w:p>
+      <w:pPr>
         <w:spacing w:after="160"/>
       </w:pPr>
       <w:r>
@@ -828,6 +956,14 @@
     <w:p>
       <w:pPr>
         <w:pStyle w:val="Heading1"/>
+      </w:pPr>
+      <w:r>
+        <w:t xml:space="preserve">09 — Pour les prestataires</w:t>
+      </w:r>
+    </w:p>
+    <w:p>
+      <w:pPr>
+        <w:pStyle w:val="Heading2"/>
       </w:pPr>
       <w:r>
         <w:t xml:space="preserve">09 — Pour les prestataires</w:t>
